--- a/downloads/documents/05 Materials/Unit 05/Slides/Slides 05.03 - Fibers Natural and Manufactured.docx
+++ b/downloads/documents/05 Materials/Unit 05/Slides/Slides 05.03 - Fibers Natural and Manufactured.docx
@@ -17,7 +17,7 @@
         <w:pStyle w:val="FirstParagraph"/>
       </w:pPr>
       <w:r>
-        <w:t xml:space="preserve">Slide outline for Lesson 5.3, one day, thirteen slides. Slides 10 and 11 are the burn demonstration and the no-flame version; use whichever one the building allows.</w:t>
+        <w:t xml:space="preserve">Slide outline for Lesson 5.3, one day, thirteen slides. Slide 10 is the burn demonstration and slide 11 is its results; the no-flame version is in the notes under slide 11. Use whichever one the building allows.</w:t>
       </w:r>
     </w:p>
     <w:p>
@@ -127,7 +127,7 @@
         <w:pStyle w:val="Compact"/>
       </w:pPr>
       <w:r>
-        <w:t xml:space="preserve">Sort them into two lists. Guess if you do not know.</w:t>
+        <w:t xml:space="preserve">Sort them into the two lists. Guess if you do not know.</w:t>
       </w:r>
     </w:p>
     <w:p>
@@ -767,7 +767,7 @@
         <w:pStyle w:val="Compact"/>
       </w:pPr>
       <w:r>
-        <w:t xml:space="preserve">The extinguisher is for adults. PASS is pull, aim at the base, squeeze, sweep. Students get out and tell the teacher.</w:t>
+        <w:t xml:space="preserve">The extinguisher is for adults. PASS means pull, aim at the base, squeeze, sweep. Students get out and tell the teacher.</w:t>
       </w:r>
     </w:p>
     <w:p>
